--- a/MIS5303_Assessment3_COMPLETE.docx
+++ b/MIS5303_Assessment3_COMPLETE.docx
@@ -408,7 +408,25 @@
                 <w:color w:val="000000"/>
                 <w:lang w:val="en-AU" w:eastAsia="en-AU"/>
               </w:rPr>
-              <w:t>Assessment 3 - MediTrack Security Testing Plan</w:t>
+              <w:t xml:space="preserve">Assessment 3 - </w:t>
+            </w:r>
+            <w:proofErr w:type="spellStart"/>
+            <w:r>
+              <w:rPr>
+                <w:rFonts w:ascii="Calibri" w:eastAsia="Times New Roman" w:hAnsi="Calibri" w:cs="Calibri"/>
+                <w:color w:val="000000"/>
+                <w:lang w:val="en-AU" w:eastAsia="en-AU"/>
+              </w:rPr>
+              <w:t>MediTrack</w:t>
+            </w:r>
+            <w:proofErr w:type="spellEnd"/>
+            <w:r>
+              <w:rPr>
+                <w:rFonts w:ascii="Calibri" w:eastAsia="Times New Roman" w:hAnsi="Calibri" w:cs="Calibri"/>
+                <w:color w:val="000000"/>
+                <w:lang w:val="en-AU" w:eastAsia="en-AU"/>
+              </w:rPr>
+              <w:t xml:space="preserve"> Security Testing Plan</w:t>
             </w:r>
           </w:p>
         </w:tc>
@@ -521,7 +539,23 @@
             <w:rStyle w:val="Hyperlink"/>
             <w:rFonts w:ascii="Calibri" w:eastAsia="Calibri" w:hAnsi="Calibri" w:cs="Calibri"/>
           </w:rPr>
-          <w:t>HE-AP19 Generative Artiificial Intelligence (AI) Guidelines for Students.pdf (apexhe.nsw.edu.au)</w:t>
+          <w:t xml:space="preserve">HE-AP19 Generative </w:t>
+        </w:r>
+        <w:proofErr w:type="spellStart"/>
+        <w:r>
+          <w:rPr>
+            <w:rStyle w:val="Hyperlink"/>
+            <w:rFonts w:ascii="Calibri" w:eastAsia="Calibri" w:hAnsi="Calibri" w:cs="Calibri"/>
+          </w:rPr>
+          <w:t>Artiificial</w:t>
+        </w:r>
+        <w:proofErr w:type="spellEnd"/>
+        <w:r>
+          <w:rPr>
+            <w:rStyle w:val="Hyperlink"/>
+            <w:rFonts w:ascii="Calibri" w:eastAsia="Calibri" w:hAnsi="Calibri" w:cs="Calibri"/>
+          </w:rPr>
+          <w:t xml:space="preserve"> Intelligence (AI) Guidelines for Students.pdf (apexhe.nsw.edu.au)</w:t>
         </w:r>
       </w:hyperlink>
       <w:r>
@@ -549,7 +583,25 @@
           <w:color w:val="000000"/>
           <w:shd w:val="clear" w:color="auto" w:fill="FFFFFF"/>
         </w:rPr>
-        <w:t>This assignment in its entirety, or this particular part of it, has not previously been submitted by me or any other person for assessment on this or any other course of study</w:t>
+        <w:t xml:space="preserve">This assignment in its entirety, or this </w:t>
+      </w:r>
+      <w:proofErr w:type="gramStart"/>
+      <w:r>
+        <w:rPr>
+          <w:rFonts w:ascii="Calibri" w:hAnsi="Calibri" w:cs="Calibri"/>
+          <w:color w:val="000000"/>
+          <w:shd w:val="clear" w:color="auto" w:fill="FFFFFF"/>
+        </w:rPr>
+        <w:t>particular part</w:t>
+      </w:r>
+      <w:proofErr w:type="gramEnd"/>
+      <w:r>
+        <w:rPr>
+          <w:rFonts w:ascii="Calibri" w:hAnsi="Calibri" w:cs="Calibri"/>
+          <w:color w:val="000000"/>
+          <w:shd w:val="clear" w:color="auto" w:fill="FFFFFF"/>
+        </w:rPr>
+        <w:t xml:space="preserve"> of it, has not previously been submitted by me or any other person for assessment on this or any other course of study</w:t>
       </w:r>
       <w:r>
         <w:rPr>
@@ -588,8 +640,16 @@
         <w:rPr>
           <w:rFonts w:ascii="Calibri" w:eastAsia="Calibri" w:hAnsi="Calibri" w:cs="Calibri"/>
         </w:rPr>
-        <w:t>, and I understand the significance of academic integrity and the consequences of breaching it.</w:t>
-      </w:r>
+        <w:t xml:space="preserve">, and I understand the significance of academic </w:t>
+      </w:r>
+      <w:proofErr w:type="gramStart"/>
+      <w:r>
+        <w:rPr>
+          <w:rFonts w:ascii="Calibri" w:eastAsia="Calibri" w:hAnsi="Calibri" w:cs="Calibri"/>
+        </w:rPr>
+        <w:t>integrity and the consequences of breaching it.</w:t>
+      </w:r>
+      <w:proofErr w:type="gramEnd"/>
     </w:p>
     <w:p>
       <w:pPr>
@@ -660,7 +720,21 @@
         <w:rPr>
           <w:rFonts w:ascii="Calibri" w:eastAsia="Calibri" w:hAnsi="Calibri" w:cs="Calibri"/>
         </w:rPr>
-        <w:t xml:space="preserve"> I acknowledge using AI tool(s) to generate content that are included in this work in modified forms. </w:t>
+        <w:t xml:space="preserve"> I acknowledge using AI tool(s) to generate content that </w:t>
+      </w:r>
+      <w:proofErr w:type="gramStart"/>
+      <w:r>
+        <w:rPr>
+          <w:rFonts w:ascii="Calibri" w:eastAsia="Calibri" w:hAnsi="Calibri" w:cs="Calibri"/>
+        </w:rPr>
+        <w:t>are</w:t>
+      </w:r>
+      <w:proofErr w:type="gramEnd"/>
+      <w:r>
+        <w:rPr>
+          <w:rFonts w:ascii="Calibri" w:eastAsia="Calibri" w:hAnsi="Calibri" w:cs="Calibri"/>
+        </w:rPr>
+        <w:t xml:space="preserve"> included in this work in modified forms. </w:t>
       </w:r>
     </w:p>
     <w:p>
@@ -842,7 +916,21 @@
               <w:rPr>
                 <w:rFonts w:ascii="Calibri" w:eastAsia="Calibri" w:hAnsi="Calibri" w:cs="Calibri"/>
               </w:rPr>
-              <w:t xml:space="preserve"> (e.g., ChatGPT, Grammarly, DALL·E 2, Pi Assistant, Lumen5, Looka, etc.)</w:t>
+              <w:t xml:space="preserve"> (e.g., ChatGPT, Grammarly, DALL·E 2, Pi Assistant, Lumen5, </w:t>
+            </w:r>
+            <w:proofErr w:type="spellStart"/>
+            <w:r>
+              <w:rPr>
+                <w:rFonts w:ascii="Calibri" w:eastAsia="Calibri" w:hAnsi="Calibri" w:cs="Calibri"/>
+              </w:rPr>
+              <w:t>Looka</w:t>
+            </w:r>
+            <w:proofErr w:type="spellEnd"/>
+            <w:r>
+              <w:rPr>
+                <w:rFonts w:ascii="Calibri" w:eastAsia="Calibri" w:hAnsi="Calibri" w:cs="Calibri"/>
+              </w:rPr>
+              <w:t>, etc.)</w:t>
             </w:r>
           </w:p>
         </w:tc>
@@ -857,6 +945,14 @@
                 <w:rFonts w:ascii="Calibri" w:eastAsia="Calibri" w:hAnsi="Calibri" w:cs="Calibri"/>
               </w:rPr>
             </w:pPr>
+            <w:proofErr w:type="spellStart"/>
+            <w:r>
+              <w:rPr>
+                <w:rFonts w:ascii="Calibri" w:eastAsia="Calibri" w:hAnsi="Calibri" w:cs="Calibri"/>
+              </w:rPr>
+              <w:t>chatgpt</w:t>
+            </w:r>
+            <w:proofErr w:type="spellEnd"/>
           </w:p>
         </w:tc>
       </w:tr>
@@ -899,6 +995,26 @@
                 <w:rFonts w:ascii="Calibri" w:eastAsia="Calibri" w:hAnsi="Calibri" w:cs="Calibri"/>
               </w:rPr>
             </w:pPr>
+            <w:r>
+              <w:rPr>
+                <w:rFonts w:ascii="Calibri" w:eastAsia="Calibri" w:hAnsi="Calibri" w:cs="Calibri"/>
+              </w:rPr>
+              <w:t>Fixing format.</w:t>
+            </w:r>
+            <w:r>
+              <w:rPr>
+                <w:rFonts w:ascii="Calibri" w:eastAsia="Calibri" w:hAnsi="Calibri" w:cs="Calibri"/>
+              </w:rPr>
+              <w:br/>
+              <w:t>Comprehending the notion.</w:t>
+            </w:r>
+            <w:r>
+              <w:rPr>
+                <w:rFonts w:ascii="Calibri" w:eastAsia="Calibri" w:hAnsi="Calibri" w:cs="Calibri"/>
+              </w:rPr>
+              <w:br/>
+              <w:t>Idea generation.</w:t>
+            </w:r>
           </w:p>
         </w:tc>
       </w:tr>
@@ -1227,6 +1343,14 @@
               </w:rPr>
               <w:t> </w:t>
             </w:r>
+            <w:r>
+              <w:rPr>
+                <w:rFonts w:ascii="Calibri" w:eastAsia="Times New Roman" w:hAnsi="Calibri" w:cs="Calibri"/>
+                <w:color w:val="000000"/>
+                <w:lang w:val="en-AU" w:eastAsia="en-AU"/>
+              </w:rPr>
+              <w:t>240135</w:t>
+            </w:r>
           </w:p>
         </w:tc>
         <w:tc>
@@ -1259,6 +1383,14 @@
               </w:rPr>
               <w:t> </w:t>
             </w:r>
+            <w:r>
+              <w:rPr>
+                <w:rFonts w:ascii="Calibri" w:eastAsia="Times New Roman" w:hAnsi="Calibri" w:cs="Calibri"/>
+                <w:color w:val="000000"/>
+                <w:lang w:val="en-AU" w:eastAsia="en-AU"/>
+              </w:rPr>
+              <w:t>Ashraful Islam</w:t>
+            </w:r>
           </w:p>
         </w:tc>
       </w:tr>
@@ -1384,7 +1516,7 @@
           <w:sz w:val="27"/>
           <w:szCs w:val="27"/>
         </w:rPr>
-        <w:t xml:space="preserve">______________ </w:t>
+        <w:t>15-Aug-26</w:t>
       </w:r>
     </w:p>
     <w:p>
@@ -1419,7 +1551,7 @@
             <v:path o:extrusionok="f" gradientshapeok="t" o:connecttype="rect"/>
             <o:lock v:ext="edit" aspectratio="t"/>
           </v:shapetype>
-          <v:shape id="_x0000_i1025" type="#_x0000_t75" alt="Signature Line, Unsigned" style="width:184pt;height:92.5pt">
+          <v:shape id="_x0000_i1025" type="#_x0000_t75" alt="Signature Line, Unsigned" style="width:183.9pt;height:92.5pt">
             <v:imagedata r:id="rId13" o:title=""/>
             <o:lock v:ext="edit" ungrouping="t" rotation="t" cropping="t" verticies="t" text="t" grouping="t"/>
             <o:signatureline v:ext="edit" id="{E04EF3A7-8ED9-4346-A35F-8C2C1C776E35}" provid="{00000000-0000-0000-0000-000000000000}" o:suggestedsigner="Name" issignatureline="t"/>
@@ -1437,6 +1569,7 @@
         <w:spacing w:before="200" w:after="40"/>
         <w:jc w:val="center"/>
       </w:pPr>
+      <w:proofErr w:type="spellStart"/>
       <w:r>
         <w:rPr>
           <w:b/>
@@ -1446,7 +1579,18 @@
           <w:szCs w:val="36"/>
         </w:rPr>
         <w:lastRenderedPageBreak/>
-        <w:t>MediTrack — Software Security Testing Plan</w:t>
+        <w:t>MediTrack</w:t>
+      </w:r>
+      <w:proofErr w:type="spellEnd"/>
+      <w:r>
+        <w:rPr>
+          <w:b/>
+          <w:bCs/>
+          <w:color w:val="1F4E79"/>
+          <w:sz w:val="36"/>
+          <w:szCs w:val="36"/>
+        </w:rPr>
+        <w:t xml:space="preserve"> — Software Security Testing Plan</w:t>
       </w:r>
     </w:p>
     <w:p>
@@ -1500,7 +1644,35 @@
           <w:sz w:val="20"/>
           <w:szCs w:val="20"/>
         </w:rPr>
-        <w:t>Role: Security Lead, MediTrack  |  Lecturer: Dr Omid Haass</w:t>
+        <w:t xml:space="preserve">Role: Security Lead, </w:t>
+      </w:r>
+      <w:proofErr w:type="spellStart"/>
+      <w:proofErr w:type="gramStart"/>
+      <w:r>
+        <w:rPr>
+          <w:color w:val="595959"/>
+          <w:sz w:val="20"/>
+          <w:szCs w:val="20"/>
+        </w:rPr>
+        <w:t>MediTrack</w:t>
+      </w:r>
+      <w:proofErr w:type="spellEnd"/>
+      <w:r>
+        <w:rPr>
+          <w:color w:val="595959"/>
+          <w:sz w:val="20"/>
+          <w:szCs w:val="20"/>
+        </w:rPr>
+        <w:t xml:space="preserve">  |</w:t>
+      </w:r>
+      <w:proofErr w:type="gramEnd"/>
+      <w:r>
+        <w:rPr>
+          <w:color w:val="595959"/>
+          <w:sz w:val="20"/>
+          <w:szCs w:val="20"/>
+        </w:rPr>
+        <w:t xml:space="preserve">  Lecturer: Dr Omid Haass</w:t>
       </w:r>
     </w:p>
     <w:p>
@@ -1513,7 +1685,15 @@
           <w:sz w:val="20"/>
           <w:szCs w:val="20"/>
         </w:rPr>
-        <w:t>Date: [ dd/mm/2026 ]</w:t>
+        <w:t xml:space="preserve">Date: </w:t>
+      </w:r>
+      <w:r>
+        <w:rPr>
+          <w:color w:val="808080"/>
+          <w:sz w:val="20"/>
+          <w:szCs w:val="20"/>
+        </w:rPr>
+        <w:t>15-Aug-26</w:t>
       </w:r>
     </w:p>
     <w:p>
@@ -1546,11 +1726,61 @@
           <w:color w:val="000000"/>
         </w:rPr>
       </w:pPr>
-      <w:r>
-        <w:rPr>
-          <w:color w:val="000000"/>
-        </w:rPr>
-        <w:t>MediTrack is an online clinical notes system in Python (Flask) using the SQLite database, with file upload capabilities, running in the Sydney region of Amazon Web Services (AWS) cloud. It allows health allied professions in regional Victoria to account manage, make private clinical notes and upload and share assessments. The application contains sensitive health information for National Disability Insurance Scheme (NDIS) clients, making it subject of the Privacy Act 1988 (Cth) and the thirteen Australian Privacy Principles (APPs) which require an entity to ensure personal information held by them is protected from loss, unauthorised disclosure, unlawful access and misuse (Office of the Australian Information Commissioner [OAIC], n.d.-a). Health information is specifically designated as sensitive information and is assigned the highest level of protection, and the application can be audited by the Department of Health.</w:t>
+      <w:proofErr w:type="spellStart"/>
+      <w:r>
+        <w:rPr>
+          <w:color w:val="000000"/>
+        </w:rPr>
+        <w:t>MediTrack</w:t>
+      </w:r>
+      <w:proofErr w:type="spellEnd"/>
+      <w:r>
+        <w:rPr>
+          <w:color w:val="000000"/>
+        </w:rPr>
+        <w:t xml:space="preserve"> is an online clinical notes system in Python (Flask) using the SQLite database, with file upload capabilities, running in the Sydney region of Amazon Web Services (AWS) cloud. It allows health allied professions in regional Victoria to account </w:t>
+      </w:r>
+      <w:proofErr w:type="gramStart"/>
+      <w:r>
+        <w:rPr>
+          <w:color w:val="000000"/>
+        </w:rPr>
+        <w:t>manage</w:t>
+      </w:r>
+      <w:proofErr w:type="gramEnd"/>
+      <w:r>
+        <w:rPr>
+          <w:color w:val="000000"/>
+        </w:rPr>
+        <w:t>, make private clinical notes and upload and share assessments. The application contains sensitive health information for National Disability Insurance Scheme (NDIS) clients, making it subject of the Privacy Act 1988 (</w:t>
+      </w:r>
+      <w:proofErr w:type="spellStart"/>
+      <w:r>
+        <w:rPr>
+          <w:color w:val="000000"/>
+        </w:rPr>
+        <w:t>Cth</w:t>
+      </w:r>
+      <w:proofErr w:type="spellEnd"/>
+      <w:r>
+        <w:rPr>
+          <w:color w:val="000000"/>
+        </w:rPr>
+        <w:t xml:space="preserve">) and the thirteen Australian Privacy Principles (APPs) which require an entity to ensure personal information held by them is protected from loss, </w:t>
+      </w:r>
+      <w:proofErr w:type="spellStart"/>
+      <w:r>
+        <w:rPr>
+          <w:color w:val="000000"/>
+        </w:rPr>
+        <w:t>unauthorised</w:t>
+      </w:r>
+      <w:proofErr w:type="spellEnd"/>
+      <w:r>
+        <w:rPr>
+          <w:color w:val="000000"/>
+        </w:rPr>
+        <w:t xml:space="preserve"> disclosure, unlawful access and misuse (Office of the Australian Information Commissioner [OAIC], n.d.-a). Health information is specifically designated as sensitive information and is assigned the highest level of protection, and the application can be audited by the Department of Health.</w:t>
       </w:r>
     </w:p>
     <w:p>
@@ -1562,7 +1792,91 @@
         <w:rPr>
           <w:color w:val="000000"/>
         </w:rPr>
-        <w:t>The following document is the security testing plan that I have drawn up, being the newly formed security lead. It aims to give the development team, and future auditors, peace of mind that security has not been crammed in at the end of the product lifecycle, but has been designed in, as is common in the existing threat modelling practice (Shostack, 2014). The registration, login, notes and upload modules are complete but have not been formally security-tested and the development team is familiar with Python programming but are new to secure software development. Empirical surveys have shown it is indeed this type of profile where injection and control issues are more prevalent, as a well-functioning program may be completely safe while still being vulnerable to injection attacks (Shar &amp; Tan, 2013). The plan thus includes four integrated areas: threat modelling, the code development of a secure coding standard, a programme to combine manual and automatic testing and an ongoing vulnerability management and reporting process. All recommendations are based on the MediTrack scenario and on Australian legal requirements, as well as on recognised frameworks such as the OWASP Top 10 (around the world: The Open Web Application Security Project [OWASP] Foundation, 2021), the Australian Signals Directorate (ASD) Essential Eight (Australian Cyber Security Centre [ACSC], 2023) and NIST guidance (National Institute of Standards and Technology [NIST], 2017).</w:t>
+        <w:t>The following document is the security testing plan that I have drawn up, being the newly formed security lead. It aims to give the development team, and future auditors, peace of mind that security has not been crammed in at the end of the product lifecycle, but has been designed in, as is common in the existing threat modelling practice (</w:t>
+      </w:r>
+      <w:proofErr w:type="spellStart"/>
+      <w:r>
+        <w:rPr>
+          <w:color w:val="000000"/>
+        </w:rPr>
+        <w:t>Shostack</w:t>
+      </w:r>
+      <w:proofErr w:type="spellEnd"/>
+      <w:r>
+        <w:rPr>
+          <w:color w:val="000000"/>
+        </w:rPr>
+        <w:t xml:space="preserve">, 2014). The registration, login, notes and upload modules are complete but have not been formally security-tested and the development team is familiar with Python programming but are new to secure software development. Empirical surveys have </w:t>
+      </w:r>
+      <w:proofErr w:type="gramStart"/>
+      <w:r>
+        <w:rPr>
+          <w:color w:val="000000"/>
+        </w:rPr>
+        <w:t>shown it is</w:t>
+      </w:r>
+      <w:proofErr w:type="gramEnd"/>
+      <w:r>
+        <w:rPr>
+          <w:color w:val="000000"/>
+        </w:rPr>
+        <w:t xml:space="preserve"> indeed this type of profile where injection and control issues are more prevalent, as a well-functioning program may be completely safe while still being vulnerable to injection attacks (Shar &amp; Tan, 2013). The plan thus includes four integrated areas: threat modelling, </w:t>
+      </w:r>
+      <w:proofErr w:type="gramStart"/>
+      <w:r>
+        <w:rPr>
+          <w:color w:val="000000"/>
+        </w:rPr>
+        <w:t>the code</w:t>
+      </w:r>
+      <w:proofErr w:type="gramEnd"/>
+      <w:r>
+        <w:rPr>
+          <w:color w:val="000000"/>
+        </w:rPr>
+        <w:t xml:space="preserve"> development of a secure coding standard, a </w:t>
+      </w:r>
+      <w:proofErr w:type="spellStart"/>
+      <w:r>
+        <w:rPr>
+          <w:color w:val="000000"/>
+        </w:rPr>
+        <w:t>programme</w:t>
+      </w:r>
+      <w:proofErr w:type="spellEnd"/>
+      <w:r>
+        <w:rPr>
+          <w:color w:val="000000"/>
+        </w:rPr>
+        <w:t xml:space="preserve"> to combine manual and automatic testing and an ongoing vulnerability management and reporting process. All recommendations are based on the </w:t>
+      </w:r>
+      <w:proofErr w:type="spellStart"/>
+      <w:r>
+        <w:rPr>
+          <w:color w:val="000000"/>
+        </w:rPr>
+        <w:t>MediTrack</w:t>
+      </w:r>
+      <w:proofErr w:type="spellEnd"/>
+      <w:r>
+        <w:rPr>
+          <w:color w:val="000000"/>
+        </w:rPr>
+        <w:t xml:space="preserve"> scenario and on Australian legal requirements, as well as on </w:t>
+      </w:r>
+      <w:proofErr w:type="spellStart"/>
+      <w:r>
+        <w:rPr>
+          <w:color w:val="000000"/>
+        </w:rPr>
+        <w:t>recognised</w:t>
+      </w:r>
+      <w:proofErr w:type="spellEnd"/>
+      <w:r>
+        <w:rPr>
+          <w:color w:val="000000"/>
+        </w:rPr>
+        <w:t xml:space="preserve"> frameworks such as the OWASP Top 10 (around the world: The Open Web Application Security Project [OWASP] Foundation, 2021), the Australian Signals Directorate (ASD) Essential Eight (Australian Cyber Security Centre [ACSC], 2023) and NIST guidance (National Institute of Standards and Technology [NIST], 2017).</w:t>
       </w:r>
     </w:p>
     <w:p>
@@ -1590,7 +1904,56 @@
         <w:rPr>
           <w:color w:val="000000"/>
         </w:rPr>
-        <w:t>Threat modeling is done first, as it influences all subsequent decisions and is the determinant of what should be protected and what should be avoided to ensure security and privacy by design - it is widely thought of as the most important security and privacy by design technique (Shostack, 2014). I draw a data-flow diagram (DFD) to visualize how information flows in and out of MediTrack and identify where are the trust boundaries and then I write the trust boundaries in and out, using the concepts of the STRIDE taxonomy: Spoofing, Tampering, Repudiation, Information disclosure, Denial of service, and Elevation of privilege. STRIDE has shown success with similar health-related systems, such as telehealth systems (Abomhara, et al., 2015) and smart healthcare architectures using Internet-of-Things devices (Nadifi, et al., 2025) and thus, systematic trace of every data flow brings to light real-world threats for every particular scenario, instead of a standard risk checklist.</w:t>
+        <w:t>Threat modeling is done first, as it influences all subsequent decisions and is the determinant of what should be protected and what should be avoided to ensure security and privacy by design - it is widely thought of as the most important security and privacy by design technique (</w:t>
+      </w:r>
+      <w:proofErr w:type="spellStart"/>
+      <w:r>
+        <w:rPr>
+          <w:color w:val="000000"/>
+        </w:rPr>
+        <w:t>Shostack</w:t>
+      </w:r>
+      <w:proofErr w:type="spellEnd"/>
+      <w:r>
+        <w:rPr>
+          <w:color w:val="000000"/>
+        </w:rPr>
+        <w:t xml:space="preserve">, 2014). I draw a data-flow diagram (DFD) to visualize how information flows in and out of </w:t>
+      </w:r>
+      <w:proofErr w:type="spellStart"/>
+      <w:r>
+        <w:rPr>
+          <w:color w:val="000000"/>
+        </w:rPr>
+        <w:t>MediTrack</w:t>
+      </w:r>
+      <w:proofErr w:type="spellEnd"/>
+      <w:r>
+        <w:rPr>
+          <w:color w:val="000000"/>
+        </w:rPr>
+        <w:t xml:space="preserve"> and identify where are the trust boundaries and then I write the trust boundaries in and out, using the concepts of the STRIDE taxonomy: Spoofing, Tampering, Repudiation, Information disclosure, Denial of service, and Elevation of privilege. STRIDE has shown success with similar health-related systems, such as telehealth systems (Abomhara, et al., 2015) and smart healthcare architectures using Internet-of-Things devices (</w:t>
+      </w:r>
+      <w:proofErr w:type="spellStart"/>
+      <w:r>
+        <w:rPr>
+          <w:color w:val="000000"/>
+        </w:rPr>
+        <w:t>Nadifi</w:t>
+      </w:r>
+      <w:proofErr w:type="spellEnd"/>
+      <w:r>
+        <w:rPr>
+          <w:color w:val="000000"/>
+        </w:rPr>
+        <w:t xml:space="preserve">, et al., 2025) and thus, systematic trace of every data flow brings to light real-world threats for every particular scenario, instead of a standard risk </w:t>
+      </w:r>
+      <w:proofErr w:type="gramStart"/>
+      <w:r>
+        <w:rPr>
+          <w:color w:val="000000"/>
+        </w:rPr>
+        <w:t>checklist.</w:t>
       </w:r>
       <w:r>
         <w:rPr>
@@ -1598,6 +1961,7 @@
         </w:rPr>
         <w:t>.</w:t>
       </w:r>
+      <w:proofErr w:type="gramEnd"/>
     </w:p>
     <w:p>
       <w:pPr>
@@ -1662,7 +2026,29 @@
           <w:sz w:val="18"/>
           <w:szCs w:val="18"/>
         </w:rPr>
-        <w:t>Figure 1: MediTrack data-flow diagram showing trust boundaries and STRIDE exposure.</w:t>
+        <w:t xml:space="preserve">Figure 1: </w:t>
+      </w:r>
+      <w:proofErr w:type="spellStart"/>
+      <w:r>
+        <w:rPr>
+          <w:i/>
+          <w:iCs/>
+          <w:color w:val="595959"/>
+          <w:sz w:val="18"/>
+          <w:szCs w:val="18"/>
+        </w:rPr>
+        <w:t>MediTrack</w:t>
+      </w:r>
+      <w:proofErr w:type="spellEnd"/>
+      <w:r>
+        <w:rPr>
+          <w:i/>
+          <w:iCs/>
+          <w:color w:val="595959"/>
+          <w:sz w:val="18"/>
+          <w:szCs w:val="18"/>
+        </w:rPr>
+        <w:t xml:space="preserve"> data-flow diagram showing trust boundaries and STRIDE exposure.</w:t>
       </w:r>
     </w:p>
     <w:p>
@@ -1676,6 +2062,7 @@
         </w:rPr>
         <w:t xml:space="preserve">The situations discussed above depend on the assumption that all traffic across the trust boundary between clinician's browser and the Flask application on AWS is untrusted </w:t>
       </w:r>
+      <w:proofErr w:type="gramStart"/>
       <w:r>
         <w:rPr>
           <w:color w:val="000000"/>
@@ -1686,7 +2073,28 @@
         <w:rPr>
           <w:color w:val="000000"/>
         </w:rPr>
-        <w:t xml:space="preserve"> it is not until it has been validated. Access to the crown-jewel assets is recorded in a separate audit-log store, which does not contain patient data, and the SQLite database (accounts/clinical notes) and the file store (assessment reports) is where these assets are stored. Realistic risks identified in this scenario and the associated mitigation are below:</w:t>
+        <w:t xml:space="preserve"> it</w:t>
+      </w:r>
+      <w:proofErr w:type="gramEnd"/>
+      <w:r>
+        <w:rPr>
+          <w:color w:val="000000"/>
+        </w:rPr>
+        <w:t xml:space="preserve"> is not until it has been validated. Access to the crown-jewel assets is recorded in a separate audit-log store, which does not contain patient data, and the SQLite database (accounts/clinical notes) and the file store (assessment reports) </w:t>
+      </w:r>
+      <w:proofErr w:type="gramStart"/>
+      <w:r>
+        <w:rPr>
+          <w:color w:val="000000"/>
+        </w:rPr>
+        <w:t>is</w:t>
+      </w:r>
+      <w:proofErr w:type="gramEnd"/>
+      <w:r>
+        <w:rPr>
+          <w:color w:val="000000"/>
+        </w:rPr>
+        <w:t xml:space="preserve"> where these assets are stored. Realistic risks identified in this scenario and the associated mitigation are below:</w:t>
       </w:r>
     </w:p>
     <w:tbl>
@@ -1762,8 +2170,20 @@
                 <w:sz w:val="18"/>
                 <w:szCs w:val="18"/>
               </w:rPr>
-              <w:t>Realistic attack vector in MediTrack</w:t>
-            </w:r>
+              <w:t xml:space="preserve">Realistic attack vector in </w:t>
+            </w:r>
+            <w:proofErr w:type="spellStart"/>
+            <w:r>
+              <w:rPr>
+                <w:b/>
+                <w:bCs/>
+                <w:color w:val="FFFFFF"/>
+                <w:sz w:val="18"/>
+                <w:szCs w:val="18"/>
+              </w:rPr>
+              <w:t>MediTrack</w:t>
+            </w:r>
+            <w:proofErr w:type="spellEnd"/>
           </w:p>
         </w:tc>
         <w:tc>
@@ -1889,13 +2309,23 @@
                 <w:szCs w:val="18"/>
               </w:rPr>
             </w:pPr>
-            <w:r>
-              <w:rPr>
-                <w:color w:val="000000"/>
-                <w:sz w:val="18"/>
-                <w:szCs w:val="18"/>
-              </w:rPr>
-              <w:t>Unauthorised access to patient notes</w:t>
+            <w:proofErr w:type="spellStart"/>
+            <w:r>
+              <w:rPr>
+                <w:color w:val="000000"/>
+                <w:sz w:val="18"/>
+                <w:szCs w:val="18"/>
+              </w:rPr>
+              <w:t>Unauthorised</w:t>
+            </w:r>
+            <w:proofErr w:type="spellEnd"/>
+            <w:r>
+              <w:rPr>
+                <w:color w:val="000000"/>
+                <w:sz w:val="18"/>
+                <w:szCs w:val="18"/>
+              </w:rPr>
+              <w:t xml:space="preserve"> access to patient notes</w:t>
             </w:r>
           </w:p>
         </w:tc>
@@ -1919,7 +2349,25 @@
                 <w:sz w:val="18"/>
                 <w:szCs w:val="18"/>
               </w:rPr>
-              <w:t>MFA (Essential Eight), bcrypt/argon2 hashing and broken password attempts</w:t>
+              <w:t xml:space="preserve">MFA (Essential Eight), </w:t>
+            </w:r>
+            <w:proofErr w:type="spellStart"/>
+            <w:r>
+              <w:rPr>
+                <w:color w:val="000000"/>
+                <w:sz w:val="18"/>
+                <w:szCs w:val="18"/>
+              </w:rPr>
+              <w:t>bcrypt</w:t>
+            </w:r>
+            <w:proofErr w:type="spellEnd"/>
+            <w:r>
+              <w:rPr>
+                <w:color w:val="000000"/>
+                <w:sz w:val="18"/>
+                <w:szCs w:val="18"/>
+              </w:rPr>
+              <w:t>/argon2 hashing and broken password attempts</w:t>
             </w:r>
           </w:p>
         </w:tc>
@@ -2011,13 +2459,23 @@
             <w:pPr>
               <w:jc w:val="both"/>
             </w:pPr>
-            <w:r>
-              <w:rPr>
-                <w:color w:val="000000"/>
-                <w:sz w:val="18"/>
-                <w:szCs w:val="18"/>
-              </w:rPr>
-              <w:t>Parameterised queries, input validation, file integrity checks</w:t>
+            <w:proofErr w:type="spellStart"/>
+            <w:r>
+              <w:rPr>
+                <w:color w:val="000000"/>
+                <w:sz w:val="18"/>
+                <w:szCs w:val="18"/>
+              </w:rPr>
+              <w:t>Parameterised</w:t>
+            </w:r>
+            <w:proofErr w:type="spellEnd"/>
+            <w:r>
+              <w:rPr>
+                <w:color w:val="000000"/>
+                <w:sz w:val="18"/>
+                <w:szCs w:val="18"/>
+              </w:rPr>
+              <w:t xml:space="preserve"> queries, input validation, file integrity checks</w:t>
             </w:r>
           </w:p>
         </w:tc>
@@ -2281,13 +2739,23 @@
             <w:pPr>
               <w:jc w:val="both"/>
             </w:pPr>
-            <w:r>
-              <w:rPr>
-                <w:color w:val="000000"/>
-                <w:sz w:val="18"/>
-                <w:szCs w:val="18"/>
-              </w:rPr>
-              <w:t>Clinician in rural areas can't access records</w:t>
+            <w:proofErr w:type="gramStart"/>
+            <w:r>
+              <w:rPr>
+                <w:color w:val="000000"/>
+                <w:sz w:val="18"/>
+                <w:szCs w:val="18"/>
+              </w:rPr>
+              <w:t>Clinician</w:t>
+            </w:r>
+            <w:proofErr w:type="gramEnd"/>
+            <w:r>
+              <w:rPr>
+                <w:color w:val="000000"/>
+                <w:sz w:val="18"/>
+                <w:szCs w:val="18"/>
+              </w:rPr>
+              <w:t xml:space="preserve"> in rural areas can't access records</w:t>
             </w:r>
           </w:p>
         </w:tc>
@@ -2409,8 +2877,18 @@
                 <w:sz w:val="18"/>
                 <w:szCs w:val="18"/>
               </w:rPr>
-              <w:t>Server-side role checks on every request, deny-by-default authorisation</w:t>
-            </w:r>
+              <w:t xml:space="preserve">Server-side role checks on every request, deny-by-default </w:t>
+            </w:r>
+            <w:proofErr w:type="spellStart"/>
+            <w:r>
+              <w:rPr>
+                <w:color w:val="000000"/>
+                <w:sz w:val="18"/>
+                <w:szCs w:val="18"/>
+              </w:rPr>
+              <w:t>authorisation</w:t>
+            </w:r>
+            <w:proofErr w:type="spellEnd"/>
           </w:p>
         </w:tc>
       </w:tr>
@@ -2431,7 +2909,63 @@
           <w:color w:val="000000"/>
         </w:rPr>
         <w:lastRenderedPageBreak/>
-        <w:t>records has been shown to make disclosure incidents particularly damaging to public trust (Pang et al., 2020). Elevation of privilege is equally severe because clinicians must only ever see their own clients; broken access control of this kind is difficult to detect automatically and typically requires deliberate design and testing to prevent (Vimalachandran et al., 2020). The threat model is a living artefact, revisited whenever a new feature — for example a client self-service portal — changes the data flows, in line with the iterative modelling advocated by Shostack (2014).</w:t>
+        <w:t>records has been shown to make disclosure incidents particularly damaging to public trust (Pang et al., 2020). Elevation of privilege is equally severe because clinicians must only ever see their own clients; broken access control of this kind is difficult to detect automatically and typically requires deliberate design and testing to prevent (</w:t>
+      </w:r>
+      <w:proofErr w:type="spellStart"/>
+      <w:r>
+        <w:rPr>
+          <w:color w:val="000000"/>
+        </w:rPr>
+        <w:t>Vimalachandran</w:t>
+      </w:r>
+      <w:proofErr w:type="spellEnd"/>
+      <w:r>
+        <w:rPr>
+          <w:color w:val="000000"/>
+        </w:rPr>
+        <w:t xml:space="preserve"> et al., 2020). The threat model is a living artefact, revisited whenever a new feature </w:t>
+      </w:r>
+      <w:proofErr w:type="gramStart"/>
+      <w:r>
+        <w:rPr>
+          <w:color w:val="000000"/>
+        </w:rPr>
+        <w:t>— for</w:t>
+      </w:r>
+      <w:proofErr w:type="gramEnd"/>
+      <w:r>
+        <w:rPr>
+          <w:color w:val="000000"/>
+        </w:rPr>
+        <w:t xml:space="preserve"> </w:t>
+      </w:r>
+      <w:proofErr w:type="gramStart"/>
+      <w:r>
+        <w:rPr>
+          <w:color w:val="000000"/>
+        </w:rPr>
+        <w:t>example</w:t>
+      </w:r>
+      <w:proofErr w:type="gramEnd"/>
+      <w:r>
+        <w:rPr>
+          <w:color w:val="000000"/>
+        </w:rPr>
+        <w:t xml:space="preserve"> a client self-service portal — changes the data flows, in line with the iterative modelling advocated by </w:t>
+      </w:r>
+      <w:proofErr w:type="spellStart"/>
+      <w:r>
+        <w:rPr>
+          <w:color w:val="000000"/>
+        </w:rPr>
+        <w:t>Shostack</w:t>
+      </w:r>
+      <w:proofErr w:type="spellEnd"/>
+      <w:r>
+        <w:rPr>
+          <w:color w:val="000000"/>
+        </w:rPr>
+        <w:t xml:space="preserve"> (2014).</w:t>
       </w:r>
     </w:p>
     <w:p>
@@ -2459,7 +2993,21 @@
         <w:rPr>
           <w:color w:val="000000"/>
         </w:rPr>
-        <w:t>Because the development team is new to secure development, MediTrack needs a concise, enforceable set of coding standards mapped to the OWASP Top 10 (OWASP Foundation, 2021) and the APPs. The following are mandatory and are checked in code review and automated scanning (Section 4).</w:t>
+        <w:t xml:space="preserve">Securing development is a new task for the development team so </w:t>
+      </w:r>
+      <w:proofErr w:type="spellStart"/>
+      <w:r>
+        <w:rPr>
+          <w:color w:val="000000"/>
+        </w:rPr>
+        <w:t>MediTrack</w:t>
+      </w:r>
+      <w:proofErr w:type="spellEnd"/>
+      <w:r>
+        <w:rPr>
+          <w:color w:val="000000"/>
+        </w:rPr>
+        <w:t xml:space="preserve"> has a need for a condensed and strict coding standard that is aligned to the OWASP Top 10 (OWASP Foundation, 2021) and the APPs. All the following are required and will be assessed during code review and automated scanning (Section 4).</w:t>
       </w:r>
     </w:p>
     <w:p>
@@ -2471,20 +3019,85 @@
         </w:numPr>
         <w:spacing w:after="80" w:line="264" w:lineRule="auto"/>
         <w:jc w:val="both"/>
-      </w:pPr>
-      <w:r>
-        <w:rPr>
-          <w:b/>
-          <w:bCs/>
-          <w:color w:val="000000"/>
-        </w:rPr>
-        <w:t xml:space="preserve">Input validation and output encoding. </w:t>
-      </w:r>
-      <w:r>
-        <w:rPr>
-          <w:color w:val="000000"/>
-        </w:rPr>
-        <w:t>All user input is validated on an allow-list basis and treated as untrusted. Database access uses parameterised queries only (never string concatenation), and all data rendered to the browser is auto-escaped to prevent cross-site scripting. Injection and XSS remain among the most prevalent and damaging web weaknesses, and input-sanitisation controls of this kind are the primary defence (Shar &amp; Tan, 2013). This addresses OWASP A03 Injection.</w:t>
+        <w:rPr>
+          <w:color w:val="000000"/>
+        </w:rPr>
+      </w:pPr>
+      <w:r>
+        <w:rPr>
+          <w:color w:val="000000"/>
+        </w:rPr>
+        <w:t xml:space="preserve">This includes input validation and output encoding. The entire input from the users is checked on an </w:t>
+      </w:r>
+      <w:proofErr w:type="gramStart"/>
+      <w:r>
+        <w:rPr>
+          <w:color w:val="000000"/>
+        </w:rPr>
+        <w:t>allow-list</w:t>
+      </w:r>
+      <w:proofErr w:type="gramEnd"/>
+      <w:r>
+        <w:rPr>
+          <w:color w:val="000000"/>
+        </w:rPr>
+        <w:t xml:space="preserve"> and is considered as untrusted input. All parameters used for accessing the databases are in </w:t>
+      </w:r>
+      <w:proofErr w:type="spellStart"/>
+      <w:r>
+        <w:rPr>
+          <w:color w:val="000000"/>
+        </w:rPr>
+        <w:t>parameterised</w:t>
+      </w:r>
+      <w:proofErr w:type="spellEnd"/>
+      <w:r>
+        <w:rPr>
+          <w:color w:val="000000"/>
+        </w:rPr>
+        <w:t xml:space="preserve"> queries and data sent to the browser </w:t>
+      </w:r>
+      <w:proofErr w:type="gramStart"/>
+      <w:r>
+        <w:rPr>
+          <w:color w:val="000000"/>
+        </w:rPr>
+        <w:t>is automatically escaped</w:t>
+      </w:r>
+      <w:proofErr w:type="gramEnd"/>
+      <w:r>
+        <w:rPr>
+          <w:color w:val="000000"/>
+        </w:rPr>
+        <w:t xml:space="preserve"> to prevent the </w:t>
+      </w:r>
+      <w:proofErr w:type="gramStart"/>
+      <w:r>
+        <w:rPr>
+          <w:color w:val="000000"/>
+        </w:rPr>
+        <w:t>cross site</w:t>
+      </w:r>
+      <w:proofErr w:type="gramEnd"/>
+      <w:r>
+        <w:rPr>
+          <w:color w:val="000000"/>
+        </w:rPr>
+        <w:t xml:space="preserve"> scripting. Injection and XSS are still the two most common and severe vulnerabilities found in the web and input-</w:t>
+      </w:r>
+      <w:proofErr w:type="spellStart"/>
+      <w:r>
+        <w:rPr>
+          <w:color w:val="000000"/>
+        </w:rPr>
+        <w:t>sanitisation</w:t>
+      </w:r>
+      <w:proofErr w:type="spellEnd"/>
+      <w:r>
+        <w:rPr>
+          <w:color w:val="000000"/>
+        </w:rPr>
+        <w:t xml:space="preserve"> mitigations are the number one defense (Shar &amp; Tan, 2013). This is in response to OWASP A03 Injection.</w:t>
       </w:r>
     </w:p>
     <w:p>
@@ -2496,20 +3109,73 @@
         </w:numPr>
         <w:spacing w:after="80" w:line="264" w:lineRule="auto"/>
         <w:jc w:val="both"/>
-      </w:pPr>
-      <w:r>
-        <w:rPr>
-          <w:b/>
-          <w:bCs/>
-          <w:color w:val="000000"/>
-        </w:rPr>
-        <w:t xml:space="preserve">Password handling. </w:t>
-      </w:r>
-      <w:r>
-        <w:rPr>
-          <w:color w:val="000000"/>
-        </w:rPr>
-        <w:t>Passwords are stored only as salted hashes using bcrypt or argon2, never in plaintext or with fast hashes such as MD5/SHA-1. Password policy follows NIST SP 800-63B — a minimum length with passphrases encouraged, screening against known-breached passwords, and no forced periodic rotation (NIST, 2017). Multi-factor authentication is required for clinician accounts, satisfying a core Essential Eight control (ACSC, 2023) and supporting APP 11 (OAIC, n.d.-a).</w:t>
+        <w:rPr>
+          <w:color w:val="000000"/>
+        </w:rPr>
+      </w:pPr>
+      <w:r>
+        <w:rPr>
+          <w:color w:val="000000"/>
+        </w:rPr>
+        <w:t xml:space="preserve">Password handling. Passwords are NEVER stored in plaintext, nor are they derived with an MD5/SHA-1 </w:t>
+      </w:r>
+      <w:proofErr w:type="spellStart"/>
+      <w:r>
+        <w:rPr>
+          <w:color w:val="000000"/>
+        </w:rPr>
+        <w:t>julien</w:t>
+      </w:r>
+      <w:proofErr w:type="spellEnd"/>
+      <w:r>
+        <w:rPr>
+          <w:color w:val="000000"/>
+        </w:rPr>
+        <w:t xml:space="preserve"> </w:t>
+      </w:r>
+      <w:proofErr w:type="spellStart"/>
+      <w:proofErr w:type="gramStart"/>
+      <w:r>
+        <w:rPr>
+          <w:color w:val="000000"/>
+        </w:rPr>
+        <w:t>hash.Passwords</w:t>
+      </w:r>
+      <w:proofErr w:type="spellEnd"/>
+      <w:proofErr w:type="gramEnd"/>
+      <w:r>
+        <w:rPr>
+          <w:color w:val="000000"/>
+        </w:rPr>
+        <w:t xml:space="preserve"> are always stored as salted hashes be they </w:t>
+      </w:r>
+      <w:proofErr w:type="spellStart"/>
+      <w:r>
+        <w:rPr>
+          <w:color w:val="000000"/>
+        </w:rPr>
+        <w:t>bcrypt</w:t>
+      </w:r>
+      <w:proofErr w:type="spellEnd"/>
+      <w:r>
+        <w:rPr>
+          <w:color w:val="000000"/>
+        </w:rPr>
+        <w:t xml:space="preserve"> or argon2 and not as plaintext or with fast hashes like MD5/SHA1. The password </w:t>
+      </w:r>
+      <w:proofErr w:type="gramStart"/>
+      <w:r>
+        <w:rPr>
+          <w:color w:val="000000"/>
+        </w:rPr>
+        <w:t>policy implementation</w:t>
+      </w:r>
+      <w:proofErr w:type="gramEnd"/>
+      <w:r>
+        <w:rPr>
+          <w:color w:val="000000"/>
+        </w:rPr>
+        <w:t xml:space="preserve"> is based on the NIST SP 800-63B (a minimum length, and passphrases are encouraged, known-breached passwords are prohibited, and the password never needs to be changed) (NIST, 2017). For clinician accounts, multi-factor authentication (MFA) is required, which meets a core Essential Eight control (ACSC, 2023) and aligns with APP 11 (OAIC, n.d.-a).</w:t>
       </w:r>
     </w:p>
     <w:p>
@@ -2521,20 +3187,43 @@
         </w:numPr>
         <w:spacing w:after="80" w:line="264" w:lineRule="auto"/>
         <w:jc w:val="both"/>
-      </w:pPr>
-      <w:r>
-        <w:rPr>
-          <w:b/>
-          <w:bCs/>
-          <w:color w:val="000000"/>
-        </w:rPr>
-        <w:t xml:space="preserve">Secure data storage. </w:t>
-      </w:r>
-      <w:r>
-        <w:rPr>
-          <w:color w:val="000000"/>
-        </w:rPr>
-        <w:t>Clinical notes and uploaded reports are encrypted at rest using AWS KMS-managed keys, and all traffic is served over TLS 1.2 or higher. Uploaded files are validated by extension and MIME type against an allow-list, stored with server-generated names outside the web root, and size-limited to prevent malware upload and path traversal.</w:t>
+        <w:rPr>
+          <w:color w:val="000000"/>
+        </w:rPr>
+      </w:pPr>
+      <w:r>
+        <w:rPr>
+          <w:color w:val="000000"/>
+        </w:rPr>
+        <w:t xml:space="preserve">Secure data storage. AWS KMS-managed keys are used to encrypt clinical </w:t>
+      </w:r>
+      <w:proofErr w:type="gramStart"/>
+      <w:r>
+        <w:rPr>
+          <w:color w:val="000000"/>
+        </w:rPr>
+        <w:t>notes</w:t>
+      </w:r>
+      <w:proofErr w:type="gramEnd"/>
+      <w:r>
+        <w:rPr>
+          <w:color w:val="000000"/>
+        </w:rPr>
+        <w:t xml:space="preserve"> and all traffic is served over TLS 1.2 or updated. All files uploaded are checked by extension, MIME-type against a list of so-called whitelists, stored with server-generated names outside the </w:t>
+      </w:r>
+      <w:proofErr w:type="spellStart"/>
+      <w:r>
+        <w:rPr>
+          <w:color w:val="000000"/>
+        </w:rPr>
+        <w:t>webroot</w:t>
+      </w:r>
+      <w:proofErr w:type="spellEnd"/>
+      <w:r>
+        <w:rPr>
+          <w:color w:val="000000"/>
+        </w:rPr>
+        <w:t>, and limited in size to prevent a file upload of malware or path traversal.</w:t>
       </w:r>
     </w:p>
     <w:p>
@@ -2546,20 +3235,29 @@
         </w:numPr>
         <w:spacing w:after="80" w:line="264" w:lineRule="auto"/>
         <w:jc w:val="both"/>
-      </w:pPr>
-      <w:r>
-        <w:rPr>
-          <w:b/>
-          <w:bCs/>
-          <w:color w:val="000000"/>
-        </w:rPr>
-        <w:t xml:space="preserve">Access control and least privilege. </w:t>
-      </w:r>
-      <w:r>
-        <w:rPr>
-          <w:color w:val="000000"/>
-        </w:rPr>
-        <w:t>Authorisation is enforced server-side on every request using deny-by-default role checks, so a clinician can reach only their own clients' records. AWS Identity and Access Management (IAM) roles grant each component the minimum permissions it needs, limiting the blast radius of any single compromise.</w:t>
+        <w:rPr>
+          <w:color w:val="000000"/>
+        </w:rPr>
+      </w:pPr>
+      <w:r>
+        <w:rPr>
+          <w:color w:val="000000"/>
+        </w:rPr>
+        <w:t xml:space="preserve">Authentication &amp; authorization. A clinician may access only their own clients' records using denylist by default checks against the </w:t>
+      </w:r>
+      <w:proofErr w:type="spellStart"/>
+      <w:r>
+        <w:rPr>
+          <w:color w:val="000000"/>
+        </w:rPr>
+        <w:t>authorisation</w:t>
+      </w:r>
+      <w:proofErr w:type="spellEnd"/>
+      <w:r>
+        <w:rPr>
+          <w:color w:val="000000"/>
+        </w:rPr>
+        <w:t xml:space="preserve"> at the server level for each request. AWS Identity and Access Management (IAM) roles are specified with the least privilege that any given component requires, thereby reducing the scope of damage from any compromises suffered.</w:t>
       </w:r>
     </w:p>
     <w:p>
@@ -2571,20 +3269,43 @@
         </w:numPr>
         <w:spacing w:after="80" w:line="264" w:lineRule="auto"/>
         <w:jc w:val="both"/>
-      </w:pPr>
-      <w:r>
-        <w:rPr>
-          <w:b/>
-          <w:bCs/>
-          <w:color w:val="000000"/>
-        </w:rPr>
-        <w:t xml:space="preserve">Safe error handling and logging. </w:t>
-      </w:r>
-      <w:r>
-        <w:rPr>
-          <w:color w:val="000000"/>
-        </w:rPr>
-        <w:t>Errors return generic messages to users while full detail is logged server-side. Debug mode is disabled in production, and logs must never contain passwords, session tokens, or patient data, keeping the audit trail compliant with the Privacy Act and usable as audit evidence.</w:t>
+        <w:rPr>
+          <w:color w:val="000000"/>
+        </w:rPr>
+      </w:pPr>
+      <w:r>
+        <w:rPr>
+          <w:color w:val="000000"/>
+        </w:rPr>
+        <w:t xml:space="preserve">Guaranteed handling and recording of errors. If there are errors, they return generic comments to the users, and vast details are </w:t>
+      </w:r>
+      <w:proofErr w:type="gramStart"/>
+      <w:r>
+        <w:rPr>
+          <w:color w:val="000000"/>
+        </w:rPr>
+        <w:t>logged</w:t>
+      </w:r>
+      <w:proofErr w:type="gramEnd"/>
+      <w:r>
+        <w:rPr>
+          <w:color w:val="000000"/>
+        </w:rPr>
+        <w:t xml:space="preserve"> server-side. The logging system is used in compliance with the Privacy Act, audit evidence will be backward </w:t>
+      </w:r>
+      <w:proofErr w:type="gramStart"/>
+      <w:r>
+        <w:rPr>
+          <w:color w:val="000000"/>
+        </w:rPr>
+        <w:t>compatible</w:t>
+      </w:r>
+      <w:proofErr w:type="gramEnd"/>
+      <w:r>
+        <w:rPr>
+          <w:color w:val="000000"/>
+        </w:rPr>
+        <w:t xml:space="preserve"> and the debug mode and logging of passwords and session tokens/wallet will not be allowed in production.</w:t>
       </w:r>
     </w:p>
     <w:p>
@@ -2599,17 +3320,29 @@
       </w:pPr>
       <w:r>
         <w:rPr>
-          <w:b/>
-          <w:bCs/>
-          <w:color w:val="000000"/>
-        </w:rPr>
-        <w:t xml:space="preserve">Secrets and dependency management. </w:t>
-      </w:r>
-      <w:r>
-        <w:rPr>
-          <w:color w:val="000000"/>
-        </w:rPr>
-        <w:t>Secret keys and database credentials are loaded from environment variables or AWS Secrets Manager, never hard-coded. Third-party dependencies are pinned and continuously monitored for known vulnerabilities, since vulnerable components are themselves a Top 10 risk category (OWASP Foundation, 2021).</w:t>
+          <w:color w:val="000000"/>
+        </w:rPr>
+        <w:t xml:space="preserve">Requirements - Secrets and dependency management. Secret keys or database credentials are never hard </w:t>
+      </w:r>
+      <w:proofErr w:type="gramStart"/>
+      <w:r>
+        <w:rPr>
+          <w:color w:val="000000"/>
+        </w:rPr>
+        <w:t>coded, but</w:t>
+      </w:r>
+      <w:proofErr w:type="gramEnd"/>
+      <w:r>
+        <w:rPr>
+          <w:color w:val="000000"/>
+        </w:rPr>
+        <w:t xml:space="preserve"> loaded from environment variables or AWS Secrets Manager. To ensure the safety of vulnerable components, which are also part of the Top 10 risk category (OWASP Foundation, 2021), vulnerable third-party components are also selected and continuously monitored for known vulnerabilities</w:t>
+      </w:r>
+      <w:r>
+        <w:rPr>
+          <w:color w:val="000000"/>
+        </w:rPr>
+        <w:t>.</w:t>
       </w:r>
     </w:p>
     <w:p>
@@ -2637,14 +3370,48 @@
         <w:rPr>
           <w:color w:val="000000"/>
         </w:rPr>
-        <w:t xml:space="preserve">Security testing combines automated and manual techniques across the software development lifecycle, so that cheap automated checks run continuously while skilled manual testing targets the logic flaws that tools miss. This layered approach reflects the OWASP Web Security Testing Guide (OWASP Foundation, 2022) and the recognition in the literature that no single technique is sufficient on its own </w:t>
+        <w:t xml:space="preserve">Security testing is a </w:t>
+      </w:r>
+      <w:proofErr w:type="spellStart"/>
+      <w:r>
+        <w:rPr>
+          <w:color w:val="000000"/>
+        </w:rPr>
+        <w:t>multi phase</w:t>
+      </w:r>
+      <w:proofErr w:type="spellEnd"/>
+      <w:r>
+        <w:rPr>
+          <w:color w:val="000000"/>
+        </w:rPr>
+        <w:t xml:space="preserve"> activity during the software lifecycle, both automated and manual </w:t>
       </w:r>
       <w:r>
         <w:rPr>
           <w:color w:val="000000"/>
         </w:rPr>
         <w:lastRenderedPageBreak/>
-        <w:t>(Shar &amp; Tan, 2013). The programme below specifies the approach, tools, scope, timing, and responsible party for each activity.</w:t>
+        <w:t xml:space="preserve">testing methods, which are executed both cheaply and continuously and independently, with the manual security testing targeting only those portions of software that are not adequately covered in the automated methods. This layered approach is based on the OWASP Web Security Testing Guide (OWASP Foundation, 2022) and the literature fact that there is no single testing technique that could be used alone (Shar &amp; Tan, 2013). Each activity in the </w:t>
+      </w:r>
+      <w:proofErr w:type="spellStart"/>
+      <w:r>
+        <w:rPr>
+          <w:color w:val="000000"/>
+        </w:rPr>
+        <w:t>programme</w:t>
+      </w:r>
+      <w:proofErr w:type="spellEnd"/>
+      <w:r>
+        <w:rPr>
+          <w:color w:val="000000"/>
+        </w:rPr>
+        <w:t xml:space="preserve"> below indicates the approach to be taken, the tools, what scope, when and by whom</w:t>
+      </w:r>
+      <w:r>
+        <w:rPr>
+          <w:color w:val="000000"/>
+        </w:rPr>
+        <w:t>.</w:t>
       </w:r>
     </w:p>
     <w:tbl>
@@ -2852,8 +3619,18 @@
                 <w:sz w:val="18"/>
                 <w:szCs w:val="18"/>
               </w:rPr>
-              <w:t>Bandit, Semgrep</w:t>
-            </w:r>
+              <w:t xml:space="preserve">Bandit, </w:t>
+            </w:r>
+            <w:proofErr w:type="spellStart"/>
+            <w:r>
+              <w:rPr>
+                <w:color w:val="000000"/>
+                <w:sz w:val="18"/>
+                <w:szCs w:val="18"/>
+              </w:rPr>
+              <w:t>Semgrep</w:t>
+            </w:r>
+            <w:proofErr w:type="spellEnd"/>
           </w:p>
         </w:tc>
         <w:tc>
@@ -2974,8 +3751,18 @@
                 <w:sz w:val="18"/>
                 <w:szCs w:val="18"/>
               </w:rPr>
-              <w:t>pip-audit, GitHub Dependabot</w:t>
-            </w:r>
+              <w:t xml:space="preserve">pip-audit, GitHub </w:t>
+            </w:r>
+            <w:proofErr w:type="spellStart"/>
+            <w:r>
+              <w:rPr>
+                <w:color w:val="000000"/>
+                <w:sz w:val="18"/>
+                <w:szCs w:val="18"/>
+              </w:rPr>
+              <w:t>Dependabot</w:t>
+            </w:r>
+            <w:proofErr w:type="spellEnd"/>
           </w:p>
         </w:tc>
         <w:tc>
@@ -3096,8 +3883,18 @@
                 <w:sz w:val="18"/>
                 <w:szCs w:val="18"/>
               </w:rPr>
-              <w:t>git-secrets / truffleHog</w:t>
-            </w:r>
+              <w:t xml:space="preserve">git-secrets / </w:t>
+            </w:r>
+            <w:proofErr w:type="spellStart"/>
+            <w:r>
+              <w:rPr>
+                <w:color w:val="000000"/>
+                <w:sz w:val="18"/>
+                <w:szCs w:val="18"/>
+              </w:rPr>
+              <w:t>truffleHog</w:t>
+            </w:r>
+            <w:proofErr w:type="spellEnd"/>
           </w:p>
         </w:tc>
         <w:tc>
@@ -3549,7 +4346,83 @@
         <w:rPr>
           <w:color w:val="000000"/>
         </w:rPr>
-        <w:t>Automated SAST (Bandit and Semgrep) runs on every commit to catch insecure patterns — such as raw SQL, weak hashing, and shell command execution — early and cheaply. DAST with OWASP ZAP exercises the running application in a dedicated staging environment to find runtime issues including injection, broken authentication, and misconfiguration, following the methodology of the OWASP Testing Guide (OWASP Foundation, 2022). Automated tools alone are insufficient, however: they cannot reliably detect broken access control — for example a clinician accessing another clinician's notes — because the code is syntactically correct, a limitation repeatedly noted for health systems handling sensitive records (Vimalachandran et al., 2020). Manual code review and penetration testing therefore focus specifically on authorisation logic, session handling, and the upload workflow. All testing is conducted only in authorised staging environments using synthetic (not real patient) data, so testing itself never risks a privacy breach — an ethical and legal necessity given the sensitivity of the data (Pang et al., 2020).</w:t>
+        <w:t xml:space="preserve">Automated SAST (Bandit and </w:t>
+      </w:r>
+      <w:proofErr w:type="spellStart"/>
+      <w:r>
+        <w:rPr>
+          <w:color w:val="000000"/>
+        </w:rPr>
+        <w:t>Semgrep</w:t>
+      </w:r>
+      <w:proofErr w:type="spellEnd"/>
+      <w:r>
+        <w:rPr>
+          <w:color w:val="000000"/>
+        </w:rPr>
+        <w:t xml:space="preserve">) is used to identify patterns of access that may pose a security threat, such as Shell Command Execution, Weak Hashing, and Raw SQL, at an early stage and low cost, on </w:t>
+      </w:r>
+      <w:proofErr w:type="gramStart"/>
+      <w:r>
+        <w:rPr>
+          <w:color w:val="000000"/>
+        </w:rPr>
+        <w:t>each and every</w:t>
+      </w:r>
+      <w:proofErr w:type="gramEnd"/>
+      <w:r>
+        <w:rPr>
+          <w:color w:val="000000"/>
+        </w:rPr>
+        <w:t xml:space="preserve"> commit. In DAST with OWASP ZAP, the running application is exercised in a dedicated ‘staging environment' to seek runtime vulnerabilities such as injection attacks, broken authentication, and misconfiguration, which are followed by the methodology described in OWASP Testing Guide (OWASP Foundation, 2022). </w:t>
+      </w:r>
+      <w:proofErr w:type="gramStart"/>
+      <w:r>
+        <w:rPr>
+          <w:color w:val="000000"/>
+        </w:rPr>
+        <w:t>But,</w:t>
+      </w:r>
+      <w:proofErr w:type="gramEnd"/>
+      <w:r>
+        <w:rPr>
+          <w:color w:val="000000"/>
+        </w:rPr>
+        <w:t xml:space="preserve"> automated tools alone are not enough: they cannot reliably detect broken access control – for instance a clinician looking at another clinician's notes, as repeatedly noted for health systems with sensitive records (</w:t>
+      </w:r>
+      <w:proofErr w:type="spellStart"/>
+      <w:r>
+        <w:rPr>
+          <w:color w:val="000000"/>
+        </w:rPr>
+        <w:t>Vimalachandran</w:t>
+      </w:r>
+      <w:proofErr w:type="spellEnd"/>
+      <w:r>
+        <w:rPr>
+          <w:color w:val="000000"/>
+        </w:rPr>
+        <w:t xml:space="preserve"> et al, 2020). Manual code review and penetration testing are then targeted at the </w:t>
+      </w:r>
+      <w:proofErr w:type="spellStart"/>
+      <w:r>
+        <w:rPr>
+          <w:color w:val="000000"/>
+        </w:rPr>
+        <w:t>authorisation</w:t>
+      </w:r>
+      <w:proofErr w:type="spellEnd"/>
+      <w:r>
+        <w:rPr>
+          <w:color w:val="000000"/>
+        </w:rPr>
+        <w:t xml:space="preserve"> logic, session handling and upload workflow. Testing itself never carries risk of privacy breach, as the data in all cases is synthetic data (not real patient), which is an ethical and legal requirement given the sensitivity of the data (Pang et al., 2020)</w:t>
+      </w:r>
+      <w:r>
+        <w:rPr>
+          <w:color w:val="000000"/>
+        </w:rPr>
+        <w:t>.</w:t>
       </w:r>
     </w:p>
     <w:p>
@@ -3577,7 +4450,7 @@
         <w:rPr>
           <w:color w:val="000000"/>
         </w:rPr>
-        <w:t>Finding vulnerabilities is only useful if there is a disciplined process to triage, fix, verify, and report them. MediTrack adopts a continuous five-stage cycle aligned with the Essential Eight's patch-applications control and its emphasis on timely remediation of exploitable weaknesses (ACSC, 2023).</w:t>
+        <w:t>Keeping vulnerabilities is only valuable when there is a systematic methodology to prioritize, patch, validate and disclose vulnerabilities. This follows the continuous five phases that can be correlated to the Essential Eight's patch-applications control and its focus on remediation of exploitable weaknesses at the right time (ACSC, 2023).</w:t>
       </w:r>
     </w:p>
     <w:tbl>
@@ -3701,7 +4574,7 @@
                 <w:sz w:val="18"/>
                 <w:szCs w:val="18"/>
               </w:rPr>
-              <w:t>Findings from SAST, DAST, code review, penetration tests, and dependency scans are logged in a central tracker with evidence.</w:t>
+              <w:t>Findings from SAST, DAST, code review, penetration tests and dependency scans will be written on a central tracker with evidence</w:t>
             </w:r>
           </w:p>
         </w:tc>
@@ -3727,8 +4600,18 @@
                 <w:sz w:val="18"/>
                 <w:szCs w:val="18"/>
               </w:rPr>
-              <w:t>2. Triage / prioritise</w:t>
-            </w:r>
+              <w:t xml:space="preserve">2. Triage / </w:t>
+            </w:r>
+            <w:proofErr w:type="spellStart"/>
+            <w:r>
+              <w:rPr>
+                <w:color w:val="000000"/>
+                <w:sz w:val="18"/>
+                <w:szCs w:val="18"/>
+              </w:rPr>
+              <w:t>prioritise</w:t>
+            </w:r>
+            <w:proofErr w:type="spellEnd"/>
           </w:p>
         </w:tc>
         <w:tc>
@@ -3751,7 +4634,7 @@
                 <w:sz w:val="18"/>
                 <w:szCs w:val="18"/>
               </w:rPr>
-              <w:t>Each finding is rated by severity and exploitability (CVSS). Anything exposing patient data is automatically treated as critical.</w:t>
+              <w:t>Each finding is given a severity rating and an exploitability (CVSS). Anytime there is patient data involved, it is imperatively treated as critical</w:t>
             </w:r>
           </w:p>
         </w:tc>
@@ -3801,7 +4684,7 @@
                 <w:sz w:val="18"/>
                 <w:szCs w:val="18"/>
               </w:rPr>
-              <w:t>Owners fix within defined SLAs — critical within 48 hours, high within one week — by patching or applying compensating controls.</w:t>
+              <w:t>Owners fix within specified SLAs critical: within 48 hours; high: within one week with patches or compensating controls</w:t>
             </w:r>
           </w:p>
         </w:tc>
@@ -3827,7 +4710,15 @@
                 <w:sz w:val="18"/>
                 <w:szCs w:val="18"/>
               </w:rPr>
-              <w:t>4. Verify</w:t>
+              <w:t xml:space="preserve">4. </w:t>
+            </w:r>
+            <w:r>
+              <w:rPr>
+                <w:color w:val="000000"/>
+                <w:sz w:val="18"/>
+                <w:szCs w:val="18"/>
+              </w:rPr>
+              <w:t>Retest</w:t>
             </w:r>
           </w:p>
         </w:tc>
@@ -3851,7 +4742,25 @@
                 <w:sz w:val="18"/>
                 <w:szCs w:val="18"/>
               </w:rPr>
-              <w:t>The original test is re-run to confirm the fix works and has introduced no regression before the ticket is closed.</w:t>
+              <w:t xml:space="preserve">A retest is performed again to </w:t>
+            </w:r>
+            <w:proofErr w:type="gramStart"/>
+            <w:r>
+              <w:rPr>
+                <w:color w:val="000000"/>
+                <w:sz w:val="18"/>
+                <w:szCs w:val="18"/>
+              </w:rPr>
+              <w:t>insure</w:t>
+            </w:r>
+            <w:proofErr w:type="gramEnd"/>
+            <w:r>
+              <w:rPr>
+                <w:color w:val="000000"/>
+                <w:sz w:val="18"/>
+                <w:szCs w:val="18"/>
+              </w:rPr>
+              <w:t xml:space="preserve"> that the fix is correct and there is no regression before closure of this ticket</w:t>
             </w:r>
           </w:p>
         </w:tc>
@@ -3901,7 +4810,15 @@
                 <w:sz w:val="18"/>
                 <w:szCs w:val="18"/>
               </w:rPr>
-              <w:t>Status is reported to management; the record supports Department of Health audits and the Privacy Act's accountability requirement.</w:t>
+              <w:t>Status is reported to management; record meets accountability requirement of the Privacy Act and audits for the Department of Health</w:t>
+            </w:r>
+            <w:r>
+              <w:rPr>
+                <w:color w:val="000000"/>
+                <w:sz w:val="18"/>
+                <w:szCs w:val="18"/>
+              </w:rPr>
+              <w:t>.</w:t>
             </w:r>
           </w:p>
         </w:tc>
@@ -3911,19 +4828,55 @@
       <w:pPr>
         <w:spacing w:after="140" w:line="276" w:lineRule="auto"/>
         <w:jc w:val="both"/>
-      </w:pPr>
-      <w:r>
-        <w:rPr>
-          <w:color w:val="000000"/>
-        </w:rPr>
-        <w:t xml:space="preserve">Reporting is tied directly to compliance. If a vulnerability leads to unauthorised access to personal information, the Notifiable Data Breaches scheme under the Privacy Act requires the entity to assess the incident and, where serious harm is likely, notify the OAIC and affected individuals (OAIC, n.d.-b). Maintaining the vulnerability register, remediation SLAs, and audit-safe logs provides the documented evidence auditors expect and demonstrates that MediTrack meets APP 11's obligation to take </w:t>
-      </w:r>
-      <w:r>
-        <w:rPr>
-          <w:color w:val="000000"/>
-        </w:rPr>
-        <w:lastRenderedPageBreak/>
-        <w:t>reasonable steps to protect personal information (OAIC, n.d.-a). Because health data breaches are known to erode consumer trust rapidly (Pang et al., 2020), transparent and timely reporting is not only a legal duty but a reputational safeguard for the NDIS provider trialling the application.</w:t>
+        <w:rPr>
+          <w:color w:val="000000"/>
+        </w:rPr>
+      </w:pPr>
+    </w:p>
+    <w:p>
+      <w:pPr>
+        <w:spacing w:after="140" w:line="276" w:lineRule="auto"/>
+        <w:jc w:val="both"/>
+      </w:pPr>
+      <w:r>
+        <w:rPr>
+          <w:color w:val="000000"/>
+        </w:rPr>
+        <w:t xml:space="preserve">Reporting is directly related to compliance. The Notifiable Data Breaches scheme under the Privacy Act sets out requirements for the entity to consider the circumstances of the vulnerability when deciding whether there has been </w:t>
+      </w:r>
+      <w:proofErr w:type="spellStart"/>
+      <w:r>
+        <w:rPr>
+          <w:color w:val="000000"/>
+        </w:rPr>
+        <w:t>unauthorised</w:t>
+      </w:r>
+      <w:proofErr w:type="spellEnd"/>
+      <w:r>
+        <w:rPr>
+          <w:color w:val="000000"/>
+        </w:rPr>
+        <w:t xml:space="preserve"> access to information, and if there has been, inform the OAIC and them of the incident if there is likely to be serious harm (OAIC, n.d.-b). It will give auditors the evidence they expect and enable a record of what actions or outcomes </w:t>
+      </w:r>
+      <w:proofErr w:type="spellStart"/>
+      <w:r>
+        <w:rPr>
+          <w:color w:val="000000"/>
+        </w:rPr>
+        <w:t>MediTrack</w:t>
+      </w:r>
+      <w:proofErr w:type="spellEnd"/>
+      <w:r>
+        <w:rPr>
+          <w:color w:val="000000"/>
+        </w:rPr>
+        <w:t xml:space="preserve"> has taken to adhere to APP 11's requirement to take reasonable steps to protect personal information (OAIC, n.d.-a). It is highly feasible that data breaches could quickly cause loss of consumer trust (Pang et al., 2020), so health data reporting would also serve as a safeguard of the NDIS provider that is implementing the application in terms of reputation</w:t>
+      </w:r>
+      <w:r>
+        <w:rPr>
+          <w:color w:val="000000"/>
+        </w:rPr>
+        <w:t>.</w:t>
       </w:r>
     </w:p>
     <w:p>
@@ -3951,7 +4904,81 @@
         <w:rPr>
           <w:color w:val="000000"/>
         </w:rPr>
-        <w:t>These four areas form one integrated assurance cycle rather than a checklist. Threat modelling identifies the risks (Shostack, 2014; Nadifi et al., 2025); the secure coding standards prevent them at the source (OWASP Foundation, 2021; NIST, 2017); the testing programme detects any that slip through (OWASP Foundation, 2022); and the vulnerability-management process ensures they are fixed, verified, and reported against compliance obligations (ACSC, 2023; OAIC, n.d.-b). Each stage feeds the next — new findings update the threat model, and audit requirements shape what the process must record — producing the continuous, security-by-design lifecycle that MediTrack requires. Throughout, the design is anchored to MediTrack's specific context: the confidentiality of NDIS clients' health data, the obligations of the Privacy Act 1988 and the APPs, the controls of the Essential Eight, and the AWS Sydney hosting environment. Adopting this plan will give the development team clear, actionable guidance and give future auditors confidence that security has been built into MediTrack from the ground up, materially reducing the likelihood and impact of a notifiable data breach.</w:t>
+        <w:t xml:space="preserve">The four areas are not a list that needs action </w:t>
+      </w:r>
+      <w:r>
+        <w:rPr>
+          <w:color w:val="000000"/>
+        </w:rPr>
+        <w:t>taken but</w:t>
+      </w:r>
+      <w:r>
+        <w:rPr>
+          <w:color w:val="000000"/>
+        </w:rPr>
+        <w:t xml:space="preserve"> are a part of one cycle of assurance. The secure coding standards prevent risks from occurring at source (OWASP Foundation, 2021; NIST, 2017); the testing </w:t>
+      </w:r>
+      <w:proofErr w:type="spellStart"/>
+      <w:r>
+        <w:rPr>
+          <w:color w:val="000000"/>
+        </w:rPr>
+        <w:t>programme</w:t>
+      </w:r>
+      <w:proofErr w:type="spellEnd"/>
+      <w:r>
+        <w:rPr>
+          <w:color w:val="000000"/>
+        </w:rPr>
+        <w:t xml:space="preserve"> identifies the risks that make it through (OWASP Foundation, 2022); and the vulnerability-management process ensures risks are addressed and verified and reported against compliance obligations (ACSC, 2023; OAIC, n.d.-b). Security-by-design: the process continues and is fueled by each step influencing the next, state-of-the-art or new findings influencing the threat model, auditing requirements influencing what the process should be documenting, etc., as </w:t>
+      </w:r>
+      <w:proofErr w:type="spellStart"/>
+      <w:r>
+        <w:rPr>
+          <w:color w:val="000000"/>
+        </w:rPr>
+        <w:t>MediTrack's</w:t>
+      </w:r>
+      <w:proofErr w:type="spellEnd"/>
+      <w:r>
+        <w:rPr>
+          <w:color w:val="000000"/>
+        </w:rPr>
+        <w:t xml:space="preserve">. Contextual basis for the design is considered throughout—including how to keep the health information of </w:t>
+      </w:r>
+      <w:proofErr w:type="spellStart"/>
+      <w:r>
+        <w:rPr>
+          <w:color w:val="000000"/>
+        </w:rPr>
+        <w:t>MediTrack's</w:t>
+      </w:r>
+      <w:proofErr w:type="spellEnd"/>
+      <w:r>
+        <w:rPr>
+          <w:color w:val="000000"/>
+        </w:rPr>
+        <w:t xml:space="preserve"> NDIS clients confidential; adherence to the Privacy Act 1988 and the APPs; and the limitations and accessibility of the AWS Sydney location, in addition to the Essential Eight controls. This plan will give the development team clear, specific advice and reassure the next generation of auditors that security has been baked into the back of the </w:t>
+      </w:r>
+      <w:proofErr w:type="spellStart"/>
+      <w:r>
+        <w:rPr>
+          <w:color w:val="000000"/>
+        </w:rPr>
+        <w:t>MediTrack</w:t>
+      </w:r>
+      <w:proofErr w:type="spellEnd"/>
+      <w:r>
+        <w:rPr>
+          <w:color w:val="000000"/>
+        </w:rPr>
+        <w:t xml:space="preserve"> reactor, reducing the chance of a notifiable breach and any of the possible repercussions</w:t>
+      </w:r>
+      <w:r>
+        <w:rPr>
+          <w:color w:val="000000"/>
+        </w:rPr>
+        <w:t>.</w:t>
       </w:r>
     </w:p>
     <w:p>
@@ -3964,7 +4991,7 @@
           <w:color w:val="1F4E79"/>
           <w:sz w:val="28"/>
           <w:szCs w:val="28"/>
-          <w:lang w:val="pt-PT"/>
+          <w:lang w:val="en-AU"/>
         </w:rPr>
       </w:pPr>
     </w:p>
@@ -3978,7 +5005,7 @@
           <w:color w:val="1F4E79"/>
           <w:sz w:val="28"/>
           <w:szCs w:val="28"/>
-          <w:lang w:val="pt-PT"/>
+          <w:lang w:val="en-AU"/>
         </w:rPr>
       </w:pPr>
       <w:r>
@@ -3986,7 +5013,7 @@
           <w:color w:val="1F4E79"/>
           <w:sz w:val="28"/>
           <w:szCs w:val="28"/>
-          <w:lang w:val="pt-PT"/>
+          <w:lang w:val="en-AU"/>
         </w:rPr>
         <w:br w:type="page"/>
       </w:r>
@@ -4044,7 +5071,27 @@
           <w:sz w:val="20"/>
           <w:szCs w:val="20"/>
         </w:rPr>
-        <w:t>Norsk Informasjonssikkerhetskonferanse (NISK)</w:t>
+        <w:t xml:space="preserve">Norsk </w:t>
+      </w:r>
+      <w:proofErr w:type="spellStart"/>
+      <w:r>
+        <w:rPr>
+          <w:i/>
+          <w:iCs/>
+          <w:sz w:val="20"/>
+          <w:szCs w:val="20"/>
+        </w:rPr>
+        <w:t>Informasjonssikkerhetskonferanse</w:t>
+      </w:r>
+      <w:proofErr w:type="spellEnd"/>
+      <w:r>
+        <w:rPr>
+          <w:i/>
+          <w:iCs/>
+          <w:sz w:val="20"/>
+          <w:szCs w:val="20"/>
+        </w:rPr>
+        <w:t xml:space="preserve"> (NISK)</w:t>
       </w:r>
       <w:r>
         <w:rPr>
@@ -4136,8 +5183,16 @@
         <w:rPr>
           <w:sz w:val="20"/>
           <w:szCs w:val="20"/>
-        </w:rPr>
-        <w:t xml:space="preserve">Nadifi, Z., Ouaissa, M., Ouaissa, M., Alhyan, M., &amp; Kartit, A. (2025). STRIDE-based threat modeling and risk assessment framework for IoT-enabled smart healthcare systems. </w:t>
+          <w:lang w:val="pt-PT"/>
+        </w:rPr>
+        <w:t xml:space="preserve">Nadifi, Z., Ouaissa, M., Ouaissa, M., Alhyan, M., &amp; Kartit, A. (2025). </w:t>
+      </w:r>
+      <w:r>
+        <w:rPr>
+          <w:sz w:val="20"/>
+          <w:szCs w:val="20"/>
+        </w:rPr>
+        <w:t xml:space="preserve">STRIDE-based threat modeling and risk assessment framework for IoT-enabled smart healthcare systems. </w:t>
       </w:r>
       <w:r>
         <w:rPr>
@@ -4384,7 +5439,27 @@
           <w:sz w:val="20"/>
           <w:szCs w:val="20"/>
         </w:rPr>
-        <w:t>Privacy Act 1988 (Cth)</w:t>
+        <w:t>Privacy Act 1988 (</w:t>
+      </w:r>
+      <w:proofErr w:type="spellStart"/>
+      <w:r>
+        <w:rPr>
+          <w:i/>
+          <w:iCs/>
+          <w:sz w:val="20"/>
+          <w:szCs w:val="20"/>
+        </w:rPr>
+        <w:t>Cth</w:t>
+      </w:r>
+      <w:proofErr w:type="spellEnd"/>
+      <w:r>
+        <w:rPr>
+          <w:i/>
+          <w:iCs/>
+          <w:sz w:val="20"/>
+          <w:szCs w:val="20"/>
+        </w:rPr>
+        <w:t>)</w:t>
       </w:r>
       <w:r>
         <w:rPr>
@@ -4409,7 +5484,23 @@
           <w:sz w:val="20"/>
           <w:szCs w:val="20"/>
         </w:rPr>
-        <w:t xml:space="preserve">Shar, L. K., &amp; Tan, H. B. K. (2013). Predicting SQL injection and cross site scripting vulnerabilities through mining input sanitization patterns. </w:t>
+        <w:t xml:space="preserve">Shar, L. K., &amp; Tan, H. B. K. (2013). Predicting SQL </w:t>
+      </w:r>
+      <w:proofErr w:type="gramStart"/>
+      <w:r>
+        <w:rPr>
+          <w:sz w:val="20"/>
+          <w:szCs w:val="20"/>
+        </w:rPr>
+        <w:t>injection</w:t>
+      </w:r>
+      <w:proofErr w:type="gramEnd"/>
+      <w:r>
+        <w:rPr>
+          <w:sz w:val="20"/>
+          <w:szCs w:val="20"/>
+        </w:rPr>
+        <w:t xml:space="preserve"> and cross site scripting vulnerabilities through mining input sanitization patterns. </w:t>
       </w:r>
       <w:r>
         <w:rPr>
@@ -4438,12 +5529,21 @@
         <w:spacing w:after="130" w:line="264" w:lineRule="auto"/>
         <w:jc w:val="both"/>
       </w:pPr>
+      <w:proofErr w:type="spellStart"/>
       <w:r>
         <w:rPr>
           <w:sz w:val="20"/>
           <w:szCs w:val="20"/>
         </w:rPr>
-        <w:t xml:space="preserve">Shostack, A. (2014). </w:t>
+        <w:t>Shostack</w:t>
+      </w:r>
+      <w:proofErr w:type="spellEnd"/>
+      <w:r>
+        <w:rPr>
+          <w:sz w:val="20"/>
+          <w:szCs w:val="20"/>
+        </w:rPr>
+        <w:t xml:space="preserve">, A. (2014). </w:t>
       </w:r>
       <w:r>
         <w:rPr>
@@ -4477,7 +5577,23 @@
           <w:sz w:val="20"/>
           <w:szCs w:val="20"/>
         </w:rPr>
-        <w:t xml:space="preserve">Sivakumar, N. R. (2025). Kademlia hash snow ablation resource optimized stride scheduling for mobile computing services in healthcare sector. </w:t>
+        <w:t xml:space="preserve">Sivakumar, N. R. (2025). </w:t>
+      </w:r>
+      <w:proofErr w:type="spellStart"/>
+      <w:r>
+        <w:rPr>
+          <w:sz w:val="20"/>
+          <w:szCs w:val="20"/>
+        </w:rPr>
+        <w:t>Kademlia</w:t>
+      </w:r>
+      <w:proofErr w:type="spellEnd"/>
+      <w:r>
+        <w:rPr>
+          <w:sz w:val="20"/>
+          <w:szCs w:val="20"/>
+        </w:rPr>
+        <w:t xml:space="preserve"> hash snow ablation resource optimized stride scheduling for mobile computing services in healthcare sector. </w:t>
       </w:r>
       <w:r>
         <w:rPr>
@@ -4506,12 +5622,21 @@
         <w:spacing w:after="130" w:line="264" w:lineRule="auto"/>
         <w:jc w:val="both"/>
       </w:pPr>
+      <w:proofErr w:type="spellStart"/>
       <w:r>
         <w:rPr>
           <w:sz w:val="20"/>
           <w:szCs w:val="20"/>
         </w:rPr>
-        <w:t xml:space="preserve">Vimalachandran, P., Zhang, Y., Cao, J., Sun, L., &amp; Yong, J. (2020). Improving accessibility of the Australian My Health Records while preserving privacy and security of the system. </w:t>
+        <w:t>Vimalachandran</w:t>
+      </w:r>
+      <w:proofErr w:type="spellEnd"/>
+      <w:r>
+        <w:rPr>
+          <w:sz w:val="20"/>
+          <w:szCs w:val="20"/>
+        </w:rPr>
+        <w:t xml:space="preserve">, P., Zhang, Y., Cao, J., Sun, L., &amp; Yong, J. (2020). Improving accessibility of the Australian My Health Records while preserving privacy and security of the system. </w:t>
       </w:r>
       <w:r>
         <w:rPr>
@@ -5898,6 +7023,7 @@
   <w:style w:type="character" w:default="1" w:styleId="DefaultParagraphFont">
     <w:name w:val="Default Paragraph Font"/>
     <w:uiPriority w:val="1"/>
+    <w:semiHidden/>
     <w:unhideWhenUsed/>
   </w:style>
   <w:style w:type="table" w:default="1" w:styleId="TableNormal">
@@ -6380,15 +7506,6 @@
 </file>
 
 <file path=customXml/item1.xml><?xml version="1.0" encoding="utf-8"?>
-<?mso-contentType ?>
-<FormTemplates xmlns="http://schemas.microsoft.com/sharepoint/v3/contenttype/forms">
-  <Display>DocumentLibraryForm</Display>
-  <Edit>DocumentLibraryForm</Edit>
-  <New>DocumentLibraryForm</New>
-</FormTemplates>
-</file>
-
-<file path=customXml/item2.xml><?xml version="1.0" encoding="utf-8"?>
 <ct:contentTypeSchema xmlns:ct="http://schemas.microsoft.com/office/2006/metadata/contentType" xmlns:ma="http://schemas.microsoft.com/office/2006/metadata/properties/metaAttributes" ct:_="" ma:_="" ma:contentTypeName="Document" ma:contentTypeID="0x01010023B1B66A702B514DB9476786170B9FC6" ma:contentTypeVersion="17" ma:contentTypeDescription="Create a new document." ma:contentTypeScope="" ma:versionID="92e39493ab375b8d7fae2f9d12fee4e6">
   <xsd:schema xmlns:xsd="http://www.w3.org/2001/XMLSchema" xmlns:xs="http://www.w3.org/2001/XMLSchema" xmlns:p="http://schemas.microsoft.com/office/2006/metadata/properties" xmlns:ns2="567c92aa-2e26-4055-8ef3-ca47015a45bd" xmlns:ns3="5e56d240-b16f-43ca-b131-5360fbabee75" targetNamespace="http://schemas.microsoft.com/office/2006/metadata/properties" ma:root="true" ma:fieldsID="c766ca3e1bd5a92433cf6b6b6dc0592c" ns2:_="" ns3:_="">
     <xsd:import namespace="567c92aa-2e26-4055-8ef3-ca47015a45bd"/>
@@ -6637,6 +7754,15 @@
 </ct:contentTypeSchema>
 </file>
 
+<file path=customXml/item2.xml><?xml version="1.0" encoding="utf-8"?>
+<?mso-contentType ?>
+<FormTemplates xmlns="http://schemas.microsoft.com/sharepoint/v3/contenttype/forms">
+  <Display>DocumentLibraryForm</Display>
+  <Edit>DocumentLibraryForm</Edit>
+  <New>DocumentLibraryForm</New>
+</FormTemplates>
+</file>
+
 <file path=customXml/item3.xml><?xml version="1.0" encoding="utf-8"?>
 <p:properties xmlns:p="http://schemas.microsoft.com/office/2006/metadata/properties" xmlns:xsi="http://www.w3.org/2001/XMLSchema-instance" xmlns:pc="http://schemas.microsoft.com/office/infopath/2007/PartnerControls">
   <documentManagement>
@@ -6649,14 +7775,6 @@
 </file>
 
 <file path=customXml/itemProps1.xml><?xml version="1.0" encoding="utf-8"?>
-<ds:datastoreItem xmlns:ds="http://schemas.openxmlformats.org/officeDocument/2006/customXml" ds:itemID="{826B5D9F-6891-40BF-8817-C4883E42F4A8}">
-  <ds:schemaRefs>
-    <ds:schemaRef ds:uri="http://schemas.microsoft.com/sharepoint/v3/contenttype/forms"/>
-  </ds:schemaRefs>
-</ds:datastoreItem>
-</file>
-
-<file path=customXml/itemProps2.xml><?xml version="1.0" encoding="utf-8"?>
 <ds:datastoreItem xmlns:ds="http://schemas.openxmlformats.org/officeDocument/2006/customXml" ds:itemID="{CDA76384-49BE-4428-8496-097ADBB7FEAF}">
   <ds:schemaRefs>
     <ds:schemaRef ds:uri="http://schemas.microsoft.com/office/2006/metadata/contentType"/>
@@ -6675,6 +7793,14 @@
 </ds:datastoreItem>
 </file>
 
+<file path=customXml/itemProps2.xml><?xml version="1.0" encoding="utf-8"?>
+<ds:datastoreItem xmlns:ds="http://schemas.openxmlformats.org/officeDocument/2006/customXml" ds:itemID="{826B5D9F-6891-40BF-8817-C4883E42F4A8}">
+  <ds:schemaRefs>
+    <ds:schemaRef ds:uri="http://schemas.microsoft.com/sharepoint/v3/contenttype/forms"/>
+  </ds:schemaRefs>
+</ds:datastoreItem>
+</file>
+
 <file path=customXml/itemProps3.xml><?xml version="1.0" encoding="utf-8"?>
 <ds:datastoreItem xmlns:ds="http://schemas.openxmlformats.org/officeDocument/2006/customXml" ds:itemID="{873BE74E-F387-4EB1-9087-5B8D275E0508}">
   <ds:schemaRefs>
